--- a/students/GorkavchukNikita/task_03/Пояснительная_записка.docx
+++ b/students/GorkavchukNikita/task_03/Пояснительная_записка.docx
@@ -1013,7 +1013,6 @@
           <w:rFonts w:ascii="Times New Roman" w:hAnsi="Times New Roman" w:cs="Times New Roman"/>
           <w:sz w:val="28"/>
           <w:szCs w:val="28"/>
-          <w:lang w:val="en-US"/>
         </w:rPr>
       </w:pPr>
     </w:p>
@@ -12259,7 +12258,6 @@
         <w:rPr>
           <w:rFonts w:ascii="Times New Roman" w:hAnsi="Times New Roman"/>
           <w:sz w:val="28"/>
-          <w:lang w:val="en-US"/>
         </w:rPr>
       </w:pPr>
       <w:r>
@@ -12278,7 +12276,6 @@
         <w:rPr>
           <w:rFonts w:ascii="Times New Roman" w:hAnsi="Times New Roman"/>
           <w:sz w:val="28"/>
-          <w:lang w:val="en-US"/>
         </w:rPr>
       </w:pPr>
       <w:r>
@@ -12297,7 +12294,6 @@
         <w:rPr>
           <w:rFonts w:ascii="Times New Roman" w:hAnsi="Times New Roman"/>
           <w:sz w:val="28"/>
-          <w:lang w:val="en-US"/>
         </w:rPr>
       </w:pPr>
       <w:r>
@@ -12380,7 +12376,7 @@
           <w:rFonts w:ascii="Times New Roman" w:hAnsi="Times New Roman"/>
           <w:sz w:val="28"/>
         </w:rPr>
-        <w:t>1. Архитектура клиент-сервер: основные концепции и реализация. — Электронный ресурс. — URL: https://habr.com/ru/articles/774154/ (дата обращения: 15.12.2025).</w:t>
+        <w:t>1 Архитектура клиент-сервер: основные концепции и реализация. — Электронный ресурс. — URL: https://habr.com/ru/articles/774154/ (дата обращения: 15.12.2025).</w:t>
       </w:r>
     </w:p>
     <w:p>
@@ -12394,7 +12390,7 @@
           <w:rFonts w:ascii="Times New Roman" w:hAnsi="Times New Roman"/>
           <w:sz w:val="28"/>
         </w:rPr>
-        <w:t>2. MongoDB: документо-ориентированная база данных. Официальная документация. — Электронный ресурс. — URL: https://www.mongodb.com/docs/ (дата обращения: 18.12.2025).</w:t>
+        <w:t>2 MongoDB: документо-ориентированная база данных. Официальная документация. — Электронный ресурс. — URL: https://www.mongodb.com/docs/ (дата обращения: 18.12.2025).</w:t>
       </w:r>
     </w:p>
     <w:p>
@@ -12408,7 +12404,7 @@
           <w:rFonts w:ascii="Times New Roman" w:hAnsi="Times New Roman"/>
           <w:sz w:val="28"/>
         </w:rPr>
-        <w:t>3. JWT (JSON Web Tokens): спецификация и лучшие практики использования. — Электронный ресурс. — URL: https://jwt.io/introduction (дата обращения: 20.12.2025).</w:t>
+        <w:t>3 JWT (JSON Web Tokens): спецификация и лучшие практики использования. — Электронный ресурс. — URL: https://jwt.io/introduction (дата обращения: 20.12.2025).</w:t>
       </w:r>
     </w:p>
     <w:p>
@@ -12422,7 +12418,7 @@
           <w:rFonts w:ascii="Times New Roman" w:hAnsi="Times New Roman"/>
           <w:sz w:val="28"/>
         </w:rPr>
-        <w:t>4. Mongoose: элегантное объектное моделирование MongoDB для Node.js. — Электронный ресурс. — URL: https://mongoosejs.com/docs/guide.html (дата обращения: 22.12.2025).</w:t>
+        <w:t>4 Mongoose: элегантное объектное моделирование MongoDB для Node.js. — Электронный ресурс. — URL: https://mongoosejs.com/docs/guide.html (дата обращения: 22.12.2025).</w:t>
       </w:r>
     </w:p>
     <w:p>
@@ -12436,7 +12432,7 @@
           <w:rFonts w:ascii="Times New Roman" w:hAnsi="Times New Roman"/>
           <w:sz w:val="28"/>
         </w:rPr>
-        <w:t>5. Предотвращение XSS-атак в веб-приложениях: санитизация пользовательского ввода. — Электронный ресурс. — URL: https://developer.mozilla.org/en-US/docs/Web/Security/Types_of_attacks#cross-site_scripting_xss (дата обращения: 10.01.2026).</w:t>
+        <w:t>5 Предотвращение XSS-атак в веб-приложениях: санитизация пользовательского ввода. — Электронный ресурс. — URL: https://developer.mozilla.org/en-US/docs/Web/Security/Types_of_attacks#cross-site_scripting_xss (дата обращения: 10.01.2026).</w:t>
       </w:r>
     </w:p>
     <w:p>
@@ -12450,7 +12446,7 @@
           <w:rFonts w:ascii="Times New Roman" w:hAnsi="Times New Roman"/>
           <w:sz w:val="28"/>
         </w:rPr>
-        <w:t>6. Node.js: асинхронная событийно-ориентированная архитектура JavaScript. — Электронный ресурс. — URL: https://nodejs.org/en/learn/getting-started/introduction-to-nodejs (дата обращения: 05.01.2026).</w:t>
+        <w:t>6 Node.js: асинхронная событийно-ориентированная архитектура JavaScript. — Электронный ресурс. — URL: https://nodejs.org/en/learn/getting-started/introduction-to-nodejs (дата обращения: 05.01.2026).</w:t>
       </w:r>
     </w:p>
     <w:p>
@@ -12465,7 +12461,7 @@
           <w:sz w:val="28"/>
           <w:lang w:val="en-US"/>
         </w:rPr>
-        <w:t>7. Next.js: React-</w:t>
+        <w:t>7 Next.js: React-</w:t>
       </w:r>
       <w:r>
         <w:rPr>
